--- a/oto3-client-profile/7rxhdtu94f/client-profile.docx
+++ b/oto3-client-profile/7rxhdtu94f/client-profile.docx
@@ -172,7 +172,7 @@
           </w:tcPr>
           <w:p>
             <w:r>
-              <w:t>Colours and fabrics she likes</w:t>
+              <w:t>Colors and fabrics she likes</w:t>
             </w:r>
           </w:p>
         </w:tc>
